--- a/109.docx
+++ b/109.docx
@@ -4,6 +4,9 @@
   <w:body>
     <w:p>
       <w:r>
+        <w:rPr>
+          <w:noProof/>
+        </w:rPr>
         <w:drawing>
           <wp:inline distT="0" distB="0" distL="0" distR="0" wp14:anchorId="583D214C" wp14:editId="3D47722B">
             <wp:extent cx="5940425" cy="4279265"/>
@@ -44,6 +47,9 @@
     <w:p/>
     <w:p>
       <w:r>
+        <w:rPr>
+          <w:noProof/>
+        </w:rPr>
         <w:drawing>
           <wp:inline distT="0" distB="0" distL="0" distR="0" wp14:anchorId="008D2765" wp14:editId="450B6E80">
             <wp:extent cx="5940425" cy="4128770"/>
@@ -84,6 +90,9 @@
     <w:p/>
     <w:p>
       <w:r>
+        <w:rPr>
+          <w:noProof/>
+        </w:rPr>
         <w:lastRenderedPageBreak/>
         <w:drawing>
           <wp:inline distT="0" distB="0" distL="0" distR="0" wp14:anchorId="7FF1F9A5" wp14:editId="537D94E6">
@@ -124,6 +133,89 @@
     </w:p>
     <w:p/>
     <w:p>
+      <w:r>
+        <w:lastRenderedPageBreak/>
+        <w:drawing>
+          <wp:inline distT="0" distB="0" distL="0" distR="0" wp14:anchorId="5131FC5B" wp14:editId="40C818EC">
+            <wp:extent cx="5940425" cy="4303395"/>
+            <wp:effectExtent l="0" t="0" r="3175" b="1905"/>
+            <wp:docPr id="7" name="Рисунок 7"/>
+            <wp:cNvGraphicFramePr>
+              <a:graphicFrameLocks xmlns:a="http://schemas.openxmlformats.org/drawingml/2006/main" noChangeAspect="1"/>
+            </wp:cNvGraphicFramePr>
+            <a:graphic xmlns:a="http://schemas.openxmlformats.org/drawingml/2006/main">
+              <a:graphicData uri="http://schemas.openxmlformats.org/drawingml/2006/picture">
+                <pic:pic xmlns:pic="http://schemas.openxmlformats.org/drawingml/2006/picture">
+                  <pic:nvPicPr>
+                    <pic:cNvPr id="1" name=""/>
+                    <pic:cNvPicPr/>
+                  </pic:nvPicPr>
+                  <pic:blipFill>
+                    <a:blip r:embed="rId7"/>
+                    <a:stretch>
+                      <a:fillRect/>
+                    </a:stretch>
+                  </pic:blipFill>
+                  <pic:spPr>
+                    <a:xfrm>
+                      <a:off x="0" y="0"/>
+                      <a:ext cx="5940425" cy="4303395"/>
+                    </a:xfrm>
+                    <a:prstGeom prst="rect">
+                      <a:avLst/>
+                    </a:prstGeom>
+                  </pic:spPr>
+                </pic:pic>
+              </a:graphicData>
+            </a:graphic>
+          </wp:inline>
+        </w:drawing>
+      </w:r>
+    </w:p>
+    <w:p/>
+    <w:p>
+      <w:r>
+        <w:drawing>
+          <wp:inline distT="0" distB="0" distL="0" distR="0" wp14:anchorId="1CBB8A75" wp14:editId="6E97AA8A">
+            <wp:extent cx="5940425" cy="3879215"/>
+            <wp:effectExtent l="0" t="0" r="3175" b="6985"/>
+            <wp:docPr id="8" name="Рисунок 8"/>
+            <wp:cNvGraphicFramePr>
+              <a:graphicFrameLocks xmlns:a="http://schemas.openxmlformats.org/drawingml/2006/main" noChangeAspect="1"/>
+            </wp:cNvGraphicFramePr>
+            <a:graphic xmlns:a="http://schemas.openxmlformats.org/drawingml/2006/main">
+              <a:graphicData uri="http://schemas.openxmlformats.org/drawingml/2006/picture">
+                <pic:pic xmlns:pic="http://schemas.openxmlformats.org/drawingml/2006/picture">
+                  <pic:nvPicPr>
+                    <pic:cNvPr id="1" name=""/>
+                    <pic:cNvPicPr/>
+                  </pic:nvPicPr>
+                  <pic:blipFill>
+                    <a:blip r:embed="rId8"/>
+                    <a:stretch>
+                      <a:fillRect/>
+                    </a:stretch>
+                  </pic:blipFill>
+                  <pic:spPr>
+                    <a:xfrm>
+                      <a:off x="0" y="0"/>
+                      <a:ext cx="5940425" cy="3879215"/>
+                    </a:xfrm>
+                    <a:prstGeom prst="rect">
+                      <a:avLst/>
+                    </a:prstGeom>
+                  </pic:spPr>
+                </pic:pic>
+              </a:graphicData>
+            </a:graphic>
+          </wp:inline>
+        </w:drawing>
+      </w:r>
+    </w:p>
+    <w:p/>
+    <w:p/>
+    <w:p/>
+    <w:p>
       <w:pPr>
         <w:rPr>
           <w:lang w:val="en-US"/>
@@ -131,9 +223,9 @@
       </w:pPr>
       <w:r>
         <w:rPr>
+          <w:noProof/>
           <w:lang w:val="en-US"/>
         </w:rPr>
-        <w:lastRenderedPageBreak/>
         <w:drawing>
           <wp:inline distT="0" distB="0" distL="0" distR="0" wp14:anchorId="0366C3DB" wp14:editId="516D7446">
             <wp:extent cx="5940425" cy="4517390"/>
@@ -150,7 +242,7 @@
                     <pic:cNvPicPr/>
                   </pic:nvPicPr>
                   <pic:blipFill>
-                    <a:blip r:embed="rId7"/>
+                    <a:blip r:embed="rId9"/>
                     <a:stretch>
                       <a:fillRect/>
                     </a:stretch>
@@ -173,6 +265,9 @@
     </w:p>
     <w:p>
       <w:r>
+        <w:rPr>
+          <w:noProof/>
+        </w:rPr>
         <w:lastRenderedPageBreak/>
         <w:drawing>
           <wp:inline distT="0" distB="0" distL="0" distR="0" wp14:anchorId="1D4065F2" wp14:editId="72DD42B6">
@@ -190,7 +285,7 @@
                     <pic:cNvPicPr/>
                   </pic:nvPicPr>
                   <pic:blipFill>
-                    <a:blip r:embed="rId8"/>
+                    <a:blip r:embed="rId10"/>
                     <a:stretch>
                       <a:fillRect/>
                     </a:stretch>
@@ -211,6 +306,9 @@
         </w:drawing>
       </w:r>
       <w:r>
+        <w:rPr>
+          <w:noProof/>
+        </w:rPr>
         <w:lastRenderedPageBreak/>
         <w:drawing>
           <wp:inline distT="0" distB="0" distL="0" distR="0" wp14:anchorId="74D15369" wp14:editId="3CAC94C3">
@@ -228,7 +326,7 @@
                     <pic:cNvPicPr/>
                   </pic:nvPicPr>
                   <pic:blipFill>
-                    <a:blip r:embed="rId9"/>
+                    <a:blip r:embed="rId11"/>
                     <a:stretch>
                       <a:fillRect/>
                     </a:stretch>
